--- a/preview/docxs/01-exec-serif.docx
+++ b/preview/docxs/01-exec-serif.docx
@@ -508,7 +508,7 @@
         </w:rPr>
         <w:t xml:space="preserve">Demo: </w:t>
       </w:r>
-      <w:hyperlink w:history="1" r:id="rIdetb1eubwxv19b-rfbt4ga">
+      <w:hyperlink w:history="1" r:id="rIdrk7z8cmpc7ng5feeepwi6">
         <w:r>
           <w:rPr>
             <w:color w:val="1a1a1a"/>
@@ -536,7 +536,7 @@
         </w:rPr>
         <w:t xml:space="preserve">Code: </w:t>
       </w:r>
-      <w:hyperlink w:history="1" r:id="rIdmqtqoe0lhcq_fdzj3oyfc">
+      <w:hyperlink w:history="1" r:id="rIdlpmcjzx_zr1ac6eqmqkhv">
         <w:r>
           <w:rPr>
             <w:color w:val="1a1a1a"/>
@@ -626,7 +626,7 @@
         </w:rPr>
         <w:t xml:space="preserve">Demo: </w:t>
       </w:r>
-      <w:hyperlink w:history="1" r:id="rIdx-jpn8nmzg3jdfmzyy3l2">
+      <w:hyperlink w:history="1" r:id="rIdzm4ilqjd8d6alwlyqcy8u">
         <w:r>
           <w:rPr>
             <w:color w:val="1a1a1a"/>
@@ -1060,7 +1060,7 @@
         </w:rPr>
         <w:t xml:space="preserve">Portfolio: </w:t>
       </w:r>
-      <w:hyperlink w:history="1" r:id="rId-j8kd-unio8hup5fwnald">
+      <w:hyperlink w:history="1" r:id="rIdxcxnj9vjoylzwfrebstvq">
         <w:r>
           <w:rPr>
             <w:color w:val="1a1a1a"/>
